--- a/2. Building with the Claude API/Modulo2_04_Prompt_Engineering.docx
+++ b/2. Building with the Claude API/Modulo2_04_Prompt_Engineering.docx
@@ -480,6 +480,7 @@
         </w:numPr>
         <w:spacing w:after="80" w:line="300" w:lineRule="auto"/>
         <w:rPr>
+          <w:highlight w:val="yellow"/>
           <w:lang w:val="en-US"/>
         </w:rPr>
       </w:pPr>
@@ -502,7 +503,14 @@
         <w:rPr>
           <w:lang w:val="en-US"/>
         </w:rPr>
-        <w:t xml:space="preserve"> — it only exists to set a baseline score to beat.</w:t>
+        <w:t xml:space="preserve"> — </w:t>
+      </w:r>
+      <w:r>
+        <w:rPr>
+          <w:highlight w:val="yellow"/>
+          <w:lang w:val="en-US"/>
+        </w:rPr>
+        <w:t>it only exists to set a baseline score to beat.</w:t>
       </w:r>
     </w:p>
     <w:p>
@@ -530,7 +538,20 @@
         <w:rPr>
           <w:lang w:val="en-US"/>
         </w:rPr>
-        <w:t xml:space="preserve"> tells the grader what a good answer must specifically include.</w:t>
+        <w:t xml:space="preserve"> </w:t>
+      </w:r>
+      <w:r>
+        <w:rPr>
+          <w:highlight w:val="yellow"/>
+          <w:lang w:val="en-US"/>
+        </w:rPr>
+        <w:t>tells the grader what a good answer must specifically include</w:t>
+      </w:r>
+      <w:r>
+        <w:rPr>
+          <w:lang w:val="en-US"/>
+        </w:rPr>
+        <w:t>.</w:t>
       </w:r>
     </w:p>
     <w:p>
@@ -855,7 +876,21 @@
         <w:rPr>
           <w:lang w:val="en-US"/>
         </w:rPr>
-        <w:t>The first prompt is deliberately weak — for the meal-plan example, little more than "What should this person eat?" wrapped in a run_prompt() function. It exists only to give you a baseline score to improve on.</w:t>
+        <w:t>The first prompt is deliberately weak — for the meal-plan example, little more than "What should this person eat?" wrapped in a run_</w:t>
+      </w:r>
+      <w:proofErr w:type="gramStart"/>
+      <w:r>
+        <w:rPr>
+          <w:lang w:val="en-US"/>
+        </w:rPr>
+        <w:t>prompt(</w:t>
+      </w:r>
+      <w:proofErr w:type="gramEnd"/>
+      <w:r>
+        <w:rPr>
+          <w:lang w:val="en-US"/>
+        </w:rPr>
+        <w:t>) function. It exists only to give you a baseline score to improve on.</w:t>
       </w:r>
     </w:p>
     <w:p>
@@ -934,6 +969,7 @@
         <w:rPr>
           <w:rFonts w:ascii="Consolas" w:hAnsi="Consolas" w:cs="Consolas"/>
           <w:sz w:val="20"/>
+          <w:lang w:val="en-US"/>
         </w:rPr>
       </w:pPr>
       <w:r>
@@ -941,44 +977,29 @@
           <w:rFonts w:ascii="Consolas" w:hAnsi="Consolas" w:cs="Consolas"/>
           <w:sz w:val="20"/>
           <w:shd w:val="clear" w:color="auto" w:fill="F2EFE9"/>
-        </w:rPr>
-        <w:t>def run_prompt(prompt_inputs):</w:t>
-      </w:r>
-    </w:p>
-    <w:p>
-      <w:pPr>
-        <w:shd w:val="clear" w:color="auto" w:fill="F2EFE9"/>
-        <w:spacing w:after="40"/>
-        <w:rPr>
-          <w:rFonts w:ascii="Consolas" w:hAnsi="Consolas" w:cs="Consolas"/>
-          <w:sz w:val="20"/>
-        </w:rPr>
-      </w:pPr>
+          <w:lang w:val="en-US"/>
+        </w:rPr>
+        <w:t>def run_prompt(</w:t>
+      </w:r>
+      <w:proofErr w:type="spellStart"/>
       <w:r>
         <w:rPr>
           <w:rFonts w:ascii="Consolas" w:hAnsi="Consolas" w:cs="Consolas"/>
           <w:sz w:val="20"/>
           <w:shd w:val="clear" w:color="auto" w:fill="F2EFE9"/>
-        </w:rPr>
-        <w:t xml:space="preserve">    prompt = f"""</w:t>
-      </w:r>
-    </w:p>
-    <w:p>
-      <w:pPr>
-        <w:shd w:val="clear" w:color="auto" w:fill="F2EFE9"/>
-        <w:spacing w:after="40"/>
-        <w:rPr>
-          <w:rFonts w:ascii="Consolas" w:hAnsi="Consolas" w:cs="Consolas"/>
-          <w:sz w:val="20"/>
-        </w:rPr>
-      </w:pPr>
+          <w:lang w:val="en-US"/>
+        </w:rPr>
+        <w:t>prompt_inputs</w:t>
+      </w:r>
+      <w:proofErr w:type="spellEnd"/>
       <w:r>
         <w:rPr>
           <w:rFonts w:ascii="Consolas" w:hAnsi="Consolas" w:cs="Consolas"/>
           <w:sz w:val="20"/>
           <w:shd w:val="clear" w:color="auto" w:fill="F2EFE9"/>
-        </w:rPr>
-        <w:t>What should this person eat?</w:t>
+          <w:lang w:val="en-US"/>
+        </w:rPr>
+        <w:t>):</w:t>
       </w:r>
     </w:p>
     <w:p>
@@ -988,6 +1009,7 @@
         <w:rPr>
           <w:rFonts w:ascii="Consolas" w:hAnsi="Consolas" w:cs="Consolas"/>
           <w:sz w:val="20"/>
+          <w:lang w:val="en-US"/>
         </w:rPr>
       </w:pPr>
       <w:r>
@@ -995,8 +1017,9 @@
           <w:rFonts w:ascii="Consolas" w:hAnsi="Consolas" w:cs="Consolas"/>
           <w:sz w:val="20"/>
           <w:shd w:val="clear" w:color="auto" w:fill="F2EFE9"/>
-        </w:rPr>
-        <w:t xml:space="preserve"> </w:t>
+          <w:lang w:val="en-US"/>
+        </w:rPr>
+        <w:t xml:space="preserve">    prompt = f"""</w:t>
       </w:r>
     </w:p>
     <w:p>
@@ -1006,6 +1029,7 @@
         <w:rPr>
           <w:rFonts w:ascii="Consolas" w:hAnsi="Consolas" w:cs="Consolas"/>
           <w:sz w:val="20"/>
+          <w:lang w:val="en-US"/>
         </w:rPr>
       </w:pPr>
       <w:r>
@@ -1013,8 +1037,9 @@
           <w:rFonts w:ascii="Consolas" w:hAnsi="Consolas" w:cs="Consolas"/>
           <w:sz w:val="20"/>
           <w:shd w:val="clear" w:color="auto" w:fill="F2EFE9"/>
-        </w:rPr>
-        <w:t>- Height: {prompt_inputs["height"]}</w:t>
+          <w:lang w:val="en-US"/>
+        </w:rPr>
+        <w:t>What should this person eat?</w:t>
       </w:r>
     </w:p>
     <w:p>
@@ -1024,6 +1049,7 @@
         <w:rPr>
           <w:rFonts w:ascii="Consolas" w:hAnsi="Consolas" w:cs="Consolas"/>
           <w:sz w:val="20"/>
+          <w:lang w:val="en-US"/>
         </w:rPr>
       </w:pPr>
       <w:r>
@@ -1031,8 +1057,9 @@
           <w:rFonts w:ascii="Consolas" w:hAnsi="Consolas" w:cs="Consolas"/>
           <w:sz w:val="20"/>
           <w:shd w:val="clear" w:color="auto" w:fill="F2EFE9"/>
-        </w:rPr>
-        <w:t>- Weight: {prompt_inputs["weight"]}</w:t>
+          <w:lang w:val="en-US"/>
+        </w:rPr>
+        <w:t xml:space="preserve"> </w:t>
       </w:r>
     </w:p>
     <w:p>
@@ -1042,6 +1069,7 @@
         <w:rPr>
           <w:rFonts w:ascii="Consolas" w:hAnsi="Consolas" w:cs="Consolas"/>
           <w:sz w:val="20"/>
+          <w:lang w:val="en-US"/>
         </w:rPr>
       </w:pPr>
       <w:r>
@@ -1049,44 +1077,29 @@
           <w:rFonts w:ascii="Consolas" w:hAnsi="Consolas" w:cs="Consolas"/>
           <w:sz w:val="20"/>
           <w:shd w:val="clear" w:color="auto" w:fill="F2EFE9"/>
-        </w:rPr>
-        <w:t>- Goal: {prompt_inputs["goal"]}</w:t>
-      </w:r>
-    </w:p>
-    <w:p>
-      <w:pPr>
-        <w:shd w:val="clear" w:color="auto" w:fill="F2EFE9"/>
-        <w:spacing w:after="40"/>
-        <w:rPr>
-          <w:rFonts w:ascii="Consolas" w:hAnsi="Consolas" w:cs="Consolas"/>
-          <w:sz w:val="20"/>
-        </w:rPr>
-      </w:pPr>
+          <w:lang w:val="en-US"/>
+        </w:rPr>
+        <w:t>- Height: {</w:t>
+      </w:r>
+      <w:proofErr w:type="spellStart"/>
       <w:r>
         <w:rPr>
           <w:rFonts w:ascii="Consolas" w:hAnsi="Consolas" w:cs="Consolas"/>
           <w:sz w:val="20"/>
           <w:shd w:val="clear" w:color="auto" w:fill="F2EFE9"/>
-        </w:rPr>
-        <w:t>- Dietary restrictions: {prompt_inputs["restrictions"]}</w:t>
-      </w:r>
-    </w:p>
-    <w:p>
-      <w:pPr>
-        <w:shd w:val="clear" w:color="auto" w:fill="F2EFE9"/>
-        <w:spacing w:after="40"/>
-        <w:rPr>
-          <w:rFonts w:ascii="Consolas" w:hAnsi="Consolas" w:cs="Consolas"/>
-          <w:sz w:val="20"/>
-        </w:rPr>
-      </w:pPr>
+          <w:lang w:val="en-US"/>
+        </w:rPr>
+        <w:t>prompt_inputs</w:t>
+      </w:r>
+      <w:proofErr w:type="spellEnd"/>
       <w:r>
         <w:rPr>
           <w:rFonts w:ascii="Consolas" w:hAnsi="Consolas" w:cs="Consolas"/>
           <w:sz w:val="20"/>
           <w:shd w:val="clear" w:color="auto" w:fill="F2EFE9"/>
-        </w:rPr>
-        <w:t>"""</w:t>
+          <w:lang w:val="en-US"/>
+        </w:rPr>
+        <w:t>["height"]}</w:t>
       </w:r>
     </w:p>
     <w:p>
@@ -1096,6 +1109,7 @@
         <w:rPr>
           <w:rFonts w:ascii="Consolas" w:hAnsi="Consolas" w:cs="Consolas"/>
           <w:sz w:val="20"/>
+          <w:lang w:val="en-US"/>
         </w:rPr>
       </w:pPr>
       <w:r>
@@ -1103,42 +1117,207 @@
           <w:rFonts w:ascii="Consolas" w:hAnsi="Consolas" w:cs="Consolas"/>
           <w:sz w:val="20"/>
           <w:shd w:val="clear" w:color="auto" w:fill="F2EFE9"/>
-        </w:rPr>
-        <w:t xml:space="preserve">    messages = []</w:t>
-      </w:r>
-    </w:p>
-    <w:p>
-      <w:pPr>
-        <w:shd w:val="clear" w:color="auto" w:fill="F2EFE9"/>
-        <w:spacing w:after="40"/>
-        <w:rPr>
-          <w:rFonts w:ascii="Consolas" w:hAnsi="Consolas" w:cs="Consolas"/>
-          <w:sz w:val="20"/>
-        </w:rPr>
-      </w:pPr>
+          <w:lang w:val="en-US"/>
+        </w:rPr>
+        <w:t>- Weight: {</w:t>
+      </w:r>
+      <w:proofErr w:type="spellStart"/>
       <w:r>
         <w:rPr>
           <w:rFonts w:ascii="Consolas" w:hAnsi="Consolas" w:cs="Consolas"/>
           <w:sz w:val="20"/>
           <w:shd w:val="clear" w:color="auto" w:fill="F2EFE9"/>
-        </w:rPr>
-        <w:t xml:space="preserve">    add_user_message(messages, prompt)</w:t>
-      </w:r>
-    </w:p>
-    <w:p>
-      <w:pPr>
-        <w:shd w:val="clear" w:color="auto" w:fill="F2EFE9"/>
-        <w:spacing w:after="40"/>
-        <w:rPr>
-          <w:rFonts w:ascii="Consolas" w:hAnsi="Consolas" w:cs="Consolas"/>
-          <w:sz w:val="20"/>
-        </w:rPr>
-      </w:pPr>
+          <w:lang w:val="en-US"/>
+        </w:rPr>
+        <w:t>prompt_inputs</w:t>
+      </w:r>
+      <w:proofErr w:type="spellEnd"/>
       <w:r>
         <w:rPr>
           <w:rFonts w:ascii="Consolas" w:hAnsi="Consolas" w:cs="Consolas"/>
           <w:sz w:val="20"/>
           <w:shd w:val="clear" w:color="auto" w:fill="F2EFE9"/>
+          <w:lang w:val="en-US"/>
+        </w:rPr>
+        <w:t>["weight"]}</w:t>
+      </w:r>
+    </w:p>
+    <w:p>
+      <w:pPr>
+        <w:shd w:val="clear" w:color="auto" w:fill="F2EFE9"/>
+        <w:spacing w:after="40"/>
+        <w:rPr>
+          <w:rFonts w:ascii="Consolas" w:hAnsi="Consolas" w:cs="Consolas"/>
+          <w:sz w:val="20"/>
+          <w:lang w:val="en-US"/>
+        </w:rPr>
+      </w:pPr>
+      <w:r>
+        <w:rPr>
+          <w:rFonts w:ascii="Consolas" w:hAnsi="Consolas" w:cs="Consolas"/>
+          <w:sz w:val="20"/>
+          <w:shd w:val="clear" w:color="auto" w:fill="F2EFE9"/>
+          <w:lang w:val="en-US"/>
+        </w:rPr>
+        <w:t>- Goal: {</w:t>
+      </w:r>
+      <w:proofErr w:type="spellStart"/>
+      <w:r>
+        <w:rPr>
+          <w:rFonts w:ascii="Consolas" w:hAnsi="Consolas" w:cs="Consolas"/>
+          <w:sz w:val="20"/>
+          <w:shd w:val="clear" w:color="auto" w:fill="F2EFE9"/>
+          <w:lang w:val="en-US"/>
+        </w:rPr>
+        <w:t>prompt_inputs</w:t>
+      </w:r>
+      <w:proofErr w:type="spellEnd"/>
+      <w:r>
+        <w:rPr>
+          <w:rFonts w:ascii="Consolas" w:hAnsi="Consolas" w:cs="Consolas"/>
+          <w:sz w:val="20"/>
+          <w:shd w:val="clear" w:color="auto" w:fill="F2EFE9"/>
+          <w:lang w:val="en-US"/>
+        </w:rPr>
+        <w:t>["goal"]}</w:t>
+      </w:r>
+    </w:p>
+    <w:p>
+      <w:pPr>
+        <w:shd w:val="clear" w:color="auto" w:fill="F2EFE9"/>
+        <w:spacing w:after="40"/>
+        <w:rPr>
+          <w:rFonts w:ascii="Consolas" w:hAnsi="Consolas" w:cs="Consolas"/>
+          <w:sz w:val="20"/>
+          <w:lang w:val="en-US"/>
+        </w:rPr>
+      </w:pPr>
+      <w:r>
+        <w:rPr>
+          <w:rFonts w:ascii="Consolas" w:hAnsi="Consolas" w:cs="Consolas"/>
+          <w:sz w:val="20"/>
+          <w:shd w:val="clear" w:color="auto" w:fill="F2EFE9"/>
+          <w:lang w:val="en-US"/>
+        </w:rPr>
+        <w:t>- Dietary restrictions: {</w:t>
+      </w:r>
+      <w:proofErr w:type="spellStart"/>
+      <w:r>
+        <w:rPr>
+          <w:rFonts w:ascii="Consolas" w:hAnsi="Consolas" w:cs="Consolas"/>
+          <w:sz w:val="20"/>
+          <w:shd w:val="clear" w:color="auto" w:fill="F2EFE9"/>
+          <w:lang w:val="en-US"/>
+        </w:rPr>
+        <w:t>prompt_inputs</w:t>
+      </w:r>
+      <w:proofErr w:type="spellEnd"/>
+      <w:r>
+        <w:rPr>
+          <w:rFonts w:ascii="Consolas" w:hAnsi="Consolas" w:cs="Consolas"/>
+          <w:sz w:val="20"/>
+          <w:shd w:val="clear" w:color="auto" w:fill="F2EFE9"/>
+          <w:lang w:val="en-US"/>
+        </w:rPr>
+        <w:t>["restrictions"]}</w:t>
+      </w:r>
+    </w:p>
+    <w:p>
+      <w:pPr>
+        <w:shd w:val="clear" w:color="auto" w:fill="F2EFE9"/>
+        <w:spacing w:after="40"/>
+        <w:rPr>
+          <w:rFonts w:ascii="Consolas" w:hAnsi="Consolas" w:cs="Consolas"/>
+          <w:sz w:val="20"/>
+          <w:lang w:val="en-US"/>
+        </w:rPr>
+      </w:pPr>
+      <w:r>
+        <w:rPr>
+          <w:rFonts w:ascii="Consolas" w:hAnsi="Consolas" w:cs="Consolas"/>
+          <w:sz w:val="20"/>
+          <w:shd w:val="clear" w:color="auto" w:fill="F2EFE9"/>
+          <w:lang w:val="en-US"/>
+        </w:rPr>
+        <w:t>"""</w:t>
+      </w:r>
+    </w:p>
+    <w:p>
+      <w:pPr>
+        <w:shd w:val="clear" w:color="auto" w:fill="F2EFE9"/>
+        <w:spacing w:after="40"/>
+        <w:rPr>
+          <w:rFonts w:ascii="Consolas" w:hAnsi="Consolas" w:cs="Consolas"/>
+          <w:sz w:val="20"/>
+          <w:lang w:val="en-US"/>
+        </w:rPr>
+      </w:pPr>
+      <w:r>
+        <w:rPr>
+          <w:rFonts w:ascii="Consolas" w:hAnsi="Consolas" w:cs="Consolas"/>
+          <w:sz w:val="20"/>
+          <w:shd w:val="clear" w:color="auto" w:fill="F2EFE9"/>
+          <w:lang w:val="en-US"/>
+        </w:rPr>
+        <w:t xml:space="preserve">    messages = []</w:t>
+      </w:r>
+    </w:p>
+    <w:p>
+      <w:pPr>
+        <w:shd w:val="clear" w:color="auto" w:fill="F2EFE9"/>
+        <w:spacing w:after="40"/>
+        <w:rPr>
+          <w:rFonts w:ascii="Consolas" w:hAnsi="Consolas" w:cs="Consolas"/>
+          <w:sz w:val="20"/>
+          <w:lang w:val="en-US"/>
+        </w:rPr>
+      </w:pPr>
+      <w:r>
+        <w:rPr>
+          <w:rFonts w:ascii="Consolas" w:hAnsi="Consolas" w:cs="Consolas"/>
+          <w:sz w:val="20"/>
+          <w:shd w:val="clear" w:color="auto" w:fill="F2EFE9"/>
+          <w:lang w:val="en-US"/>
+        </w:rPr>
+        <w:t xml:space="preserve">    add_user_</w:t>
+      </w:r>
+      <w:proofErr w:type="gramStart"/>
+      <w:r>
+        <w:rPr>
+          <w:rFonts w:ascii="Consolas" w:hAnsi="Consolas" w:cs="Consolas"/>
+          <w:sz w:val="20"/>
+          <w:shd w:val="clear" w:color="auto" w:fill="F2EFE9"/>
+          <w:lang w:val="en-US"/>
+        </w:rPr>
+        <w:t>message(</w:t>
+      </w:r>
+      <w:proofErr w:type="gramEnd"/>
+      <w:r>
+        <w:rPr>
+          <w:rFonts w:ascii="Consolas" w:hAnsi="Consolas" w:cs="Consolas"/>
+          <w:sz w:val="20"/>
+          <w:shd w:val="clear" w:color="auto" w:fill="F2EFE9"/>
+          <w:lang w:val="en-US"/>
+        </w:rPr>
+        <w:t>messages, prompt)</w:t>
+      </w:r>
+    </w:p>
+    <w:p>
+      <w:pPr>
+        <w:shd w:val="clear" w:color="auto" w:fill="F2EFE9"/>
+        <w:spacing w:after="40"/>
+        <w:rPr>
+          <w:rFonts w:ascii="Consolas" w:hAnsi="Consolas" w:cs="Consolas"/>
+          <w:sz w:val="20"/>
+          <w:lang w:val="en-US"/>
+        </w:rPr>
+      </w:pPr>
+      <w:r>
+        <w:rPr>
+          <w:rFonts w:ascii="Consolas" w:hAnsi="Consolas" w:cs="Consolas"/>
+          <w:sz w:val="20"/>
+          <w:shd w:val="clear" w:color="auto" w:fill="F2EFE9"/>
+          <w:lang w:val="en-US"/>
         </w:rPr>
         <w:t xml:space="preserve">    return chat(messages)</w:t>
       </w:r>
@@ -1174,7 +1353,21 @@
         <w:rPr>
           <w:lang w:val="en-US"/>
         </w:rPr>
-        <w:t>run_evaluation() accepts an extra_criteria string so the grader checks requirements specific to the task — for the meal plan, that means caloric total, macronutrient breakdown, and exact meals with portions and timing.</w:t>
+        <w:t>run_</w:t>
+      </w:r>
+      <w:proofErr w:type="gramStart"/>
+      <w:r>
+        <w:rPr>
+          <w:lang w:val="en-US"/>
+        </w:rPr>
+        <w:t>evaluation(</w:t>
+      </w:r>
+      <w:proofErr w:type="gramEnd"/>
+      <w:r>
+        <w:rPr>
+          <w:lang w:val="en-US"/>
+        </w:rPr>
+        <w:t>) accepts an extra_criteria string so the grader checks requirements specific to the task — for the meal plan, that means caloric total, macronutrient breakdown, and exact meals with portions and timing.</w:t>
       </w:r>
     </w:p>
     <w:p>
@@ -1638,13 +1831,23 @@
                 <w:lang w:val="en-US"/>
               </w:rPr>
             </w:pPr>
+            <w:proofErr w:type="spellStart"/>
             <w:r>
               <w:rPr>
                 <w:sz w:val="20"/>
                 <w:szCs w:val="20"/>
                 <w:lang w:val="en-US"/>
               </w:rPr>
-              <w:t>Dict naming each input the prompt needs</w:t>
+              <w:t>Dict</w:t>
+            </w:r>
+            <w:proofErr w:type="spellEnd"/>
+            <w:r>
+              <w:rPr>
+                <w:sz w:val="20"/>
+                <w:szCs w:val="20"/>
+                <w:lang w:val="en-US"/>
+              </w:rPr>
+              <w:t xml:space="preserve"> naming each input the prompt needs</w:t>
             </w:r>
           </w:p>
         </w:tc>
@@ -1916,6 +2119,7 @@
       <w:r>
         <w:rPr>
           <w:rFonts w:ascii="Arial" w:hAnsi="Arial" w:cs="Arial"/>
+          <w:highlight w:val="yellow"/>
           <w:lang w:val="en-US"/>
         </w:rPr>
         <w:t>C) Apply a prompt engineering technique and re-evaluate</w:t>
@@ -2002,6 +2206,7 @@
       <w:r>
         <w:rPr>
           <w:rFonts w:ascii="Arial" w:hAnsi="Arial" w:cs="Arial"/>
+          <w:highlight w:val="yellow"/>
           <w:lang w:val="en-US"/>
         </w:rPr>
         <w:t>B) 3</w:t>
@@ -2106,6 +2311,7 @@
       <w:r>
         <w:rPr>
           <w:rFonts w:ascii="Arial" w:hAnsi="Arial" w:cs="Arial"/>
+          <w:highlight w:val="yellow"/>
           <w:lang w:val="en-US"/>
         </w:rPr>
         <w:t>B) It keeps the iteration cycle fast while you're still refining the prompt</w:t>
@@ -2226,6 +2432,7 @@
       <w:r>
         <w:rPr>
           <w:rFonts w:ascii="Arial" w:hAnsi="Arial" w:cs="Arial"/>
+          <w:highlight w:val="yellow"/>
           <w:lang w:val="en-US"/>
         </w:rPr>
         <w:t>C) To tell the grading model about requirements specific to your use case</w:t>
@@ -2312,6 +2519,7 @@
       <w:r>
         <w:rPr>
           <w:rFonts w:ascii="Arial" w:hAnsi="Arial" w:cs="Arial"/>
+          <w:highlight w:val="yellow"/>
           <w:lang w:val="en-US"/>
         </w:rPr>
         <w:t>B) The baseline prompt is intentionally naive, so a low score just gives room to measure improvement</w:t>
@@ -2741,7 +2949,31 @@
           <w:szCs w:val="30"/>
           <w:lang w:val="en-US"/>
         </w:rPr>
-        <w:t>Putting It Into Practice</w:t>
+        <w:t xml:space="preserve">Putting It </w:t>
+      </w:r>
+      <w:proofErr w:type="gramStart"/>
+      <w:r>
+        <w:rPr>
+          <w:b/>
+          <w:bCs/>
+          <w:color w:val="7A5A2E"/>
+          <w:sz w:val="30"/>
+          <w:szCs w:val="30"/>
+          <w:lang w:val="en-US"/>
+        </w:rPr>
+        <w:t>Into</w:t>
+      </w:r>
+      <w:proofErr w:type="gramEnd"/>
+      <w:r>
+        <w:rPr>
+          <w:b/>
+          <w:bCs/>
+          <w:color w:val="7A5A2E"/>
+          <w:sz w:val="30"/>
+          <w:szCs w:val="30"/>
+          <w:lang w:val="en-US"/>
+        </w:rPr>
+        <w:t xml:space="preserve"> Practice</w:t>
       </w:r>
     </w:p>
     <w:p>
@@ -3268,6 +3500,7 @@
       <w:r>
         <w:rPr>
           <w:rFonts w:ascii="Arial" w:hAnsi="Arial" w:cs="Arial"/>
+          <w:highlight w:val="yellow"/>
           <w:lang w:val="en-US"/>
         </w:rPr>
         <w:t>C) The first line</w:t>
@@ -3354,6 +3587,7 @@
       <w:r>
         <w:rPr>
           <w:rFonts w:ascii="Arial" w:hAnsi="Arial" w:cs="Arial"/>
+          <w:highlight w:val="yellow"/>
           <w:lang w:val="en-US"/>
         </w:rPr>
         <w:t>B) Clear = simple, unambiguous language; Direct = phrasing as an instruction with an action verb</w:t>
@@ -3474,6 +3708,7 @@
       <w:r>
         <w:rPr>
           <w:rFonts w:ascii="Arial" w:hAnsi="Arial" w:cs="Arial"/>
+          <w:highlight w:val="yellow"/>
           <w:lang w:val="en-US"/>
         </w:rPr>
         <w:t>C) Starting with an action verb like “Generate” instead of asking a question</w:t>
@@ -3578,6 +3813,7 @@
       <w:r>
         <w:rPr>
           <w:rFonts w:ascii="Arial" w:hAnsi="Arial" w:cs="Arial"/>
+          <w:highlight w:val="yellow"/>
           <w:lang w:val="en-US"/>
         </w:rPr>
         <w:t>C) The action to take, what to create, and the key constraints</w:t>
@@ -3647,6 +3883,7 @@
       <w:r>
         <w:rPr>
           <w:rFonts w:ascii="Arial" w:hAnsi="Arial" w:cs="Arial"/>
+          <w:highlight w:val="yellow"/>
           <w:lang w:val="en-US"/>
         </w:rPr>
         <w:t>A) 2.32 to 3.92</w:t>
@@ -3870,11 +4107,13 @@
         </w:numPr>
         <w:spacing w:after="80" w:line="300" w:lineRule="auto"/>
         <w:rPr>
-          <w:lang w:val="en-US"/>
-        </w:rPr>
-      </w:pPr>
-      <w:r>
-        <w:rPr>
+          <w:highlight w:val="yellow"/>
+          <w:lang w:val="en-US"/>
+        </w:rPr>
+      </w:pPr>
+      <w:r>
+        <w:rPr>
+          <w:highlight w:val="yellow"/>
           <w:lang w:val="en-US"/>
         </w:rPr>
         <w:t xml:space="preserve">Rule of thumb: </w:t>
@@ -3884,12 +4123,14 @@
           <w:b/>
           <w:bCs/>
           <w:color w:val="5A3E1B"/>
+          <w:highlight w:val="yellow"/>
           <w:lang w:val="en-US"/>
         </w:rPr>
         <w:t>always use guidelines</w:t>
       </w:r>
       <w:r>
         <w:rPr>
+          <w:highlight w:val="yellow"/>
           <w:lang w:val="en-US"/>
         </w:rPr>
         <w:t xml:space="preserve">; use </w:t>
@@ -3899,12 +4140,14 @@
           <w:b/>
           <w:bCs/>
           <w:color w:val="5A3E1B"/>
+          <w:highlight w:val="yellow"/>
           <w:lang w:val="en-US"/>
         </w:rPr>
         <w:t>steps for complex problems</w:t>
       </w:r>
       <w:r>
         <w:rPr>
+          <w:highlight w:val="yellow"/>
           <w:lang w:val="en-US"/>
         </w:rPr>
         <w:t xml:space="preserve"> (troubleshooting, decisions, critical thinking, wider view).</w:t>
@@ -4077,9 +4320,16 @@
       </w:pPr>
       <w:r>
         <w:rPr>
-          <w:lang w:val="en-US"/>
-        </w:rPr>
-        <w:t>Guidelines list the qualities the finished output must have — for a short story, keeping it under 1,000 words, including a clear action revealing the character's talent, and adding a supporting character. They control length, structure, elements, and tone rather than the reasoning process.</w:t>
+          <w:highlight w:val="yellow"/>
+          <w:lang w:val="en-US"/>
+        </w:rPr>
+        <w:t>Guidelines list the qualities the finished output must have</w:t>
+      </w:r>
+      <w:r>
+        <w:rPr>
+          <w:lang w:val="en-US"/>
+        </w:rPr>
+        <w:t xml:space="preserve"> — for a short story, keeping it under 1,000 words, including a clear action revealing the character's talent, and adding a supporting character. They control length, structure, elements, and tone rather than the reasoning process.</w:t>
       </w:r>
     </w:p>
     <w:p>
@@ -4113,7 +4363,14 @@
         <w:rPr>
           <w:lang w:val="en-US"/>
         </w:rPr>
-        <w:t>Steps give Claude a sequence to work through before answering — for the same story: brainstorm three talents, pick the most interesting, outline the pivotal scene, then brainstorm supporting characters. This is useful when you want systematic thinking rather than a first-idea answer.</w:t>
+        <w:t xml:space="preserve">Steps give Claude a sequence to work through before answering — for the same story: brainstorm three talents, pick the most interesting, outline the pivotal scene, then brainstorm supporting characters. </w:t>
+      </w:r>
+      <w:r>
+        <w:rPr>
+          <w:highlight w:val="yellow"/>
+          <w:lang w:val="en-US"/>
+        </w:rPr>
+        <w:t>This is useful when you want systematic thinking rather than a first-idea answer.</w:t>
       </w:r>
     </w:p>
     <w:p>
@@ -4145,9 +4402,16 @@
       </w:pPr>
       <w:r>
         <w:rPr>
-          <w:lang w:val="en-US"/>
-        </w:rPr>
-        <w:t>Use output guidelines in almost every prompt — they're the low-cost safety net for consistency. Reserve process steps for troubleshooting, decision-making, critical thinking, or anytime you want Claude to consider a wider view instead of fixating on one angle.</w:t>
+          <w:highlight w:val="yellow"/>
+          <w:lang w:val="en-US"/>
+        </w:rPr>
+        <w:t>Use output guidelines in almost every prompt</w:t>
+      </w:r>
+      <w:r>
+        <w:rPr>
+          <w:lang w:val="en-US"/>
+        </w:rPr>
+        <w:t xml:space="preserve"> — they're the low-cost safety net for consistency. Reserve process steps for troubleshooting, decision-making, critical thinking, or anytime you want Claude to consider a wider view instead of fixating on one angle.</w:t>
       </w:r>
     </w:p>
     <w:p>
@@ -4249,6 +4513,7 @@
       </w:pPr>
       <w:r>
         <w:rPr>
+          <w:highlight w:val="yellow"/>
           <w:lang w:val="en-US"/>
         </w:rPr>
         <w:t>Adding a guidelines block to the meal-plan prompt raised its score from 3.92 to 7.86 — more than double, from specificity alone:</w:t>
@@ -4261,6 +4526,7 @@
         <w:rPr>
           <w:rFonts w:ascii="Consolas" w:hAnsi="Consolas" w:cs="Consolas"/>
           <w:sz w:val="20"/>
+          <w:lang w:val="en-US"/>
         </w:rPr>
       </w:pPr>
       <w:r>
@@ -4268,6 +4534,7 @@
           <w:rFonts w:ascii="Consolas" w:hAnsi="Consolas" w:cs="Consolas"/>
           <w:sz w:val="20"/>
           <w:shd w:val="clear" w:color="auto" w:fill="F2EFE9"/>
+          <w:lang w:val="en-US"/>
         </w:rPr>
         <w:t>Guidelines:</w:t>
       </w:r>
@@ -4279,6 +4546,7 @@
         <w:rPr>
           <w:rFonts w:ascii="Consolas" w:hAnsi="Consolas" w:cs="Consolas"/>
           <w:sz w:val="20"/>
+          <w:lang w:val="en-US"/>
         </w:rPr>
       </w:pPr>
       <w:r>
@@ -4286,6 +4554,7 @@
           <w:rFonts w:ascii="Consolas" w:hAnsi="Consolas" w:cs="Consolas"/>
           <w:sz w:val="20"/>
           <w:shd w:val="clear" w:color="auto" w:fill="F2EFE9"/>
+          <w:lang w:val="en-US"/>
         </w:rPr>
         <w:t>1. Include accurate daily calorie amount</w:t>
       </w:r>
@@ -4297,6 +4566,7 @@
         <w:rPr>
           <w:rFonts w:ascii="Consolas" w:hAnsi="Consolas" w:cs="Consolas"/>
           <w:sz w:val="20"/>
+          <w:lang w:val="en-US"/>
         </w:rPr>
       </w:pPr>
       <w:r>
@@ -4304,6 +4574,7 @@
           <w:rFonts w:ascii="Consolas" w:hAnsi="Consolas" w:cs="Consolas"/>
           <w:sz w:val="20"/>
           <w:shd w:val="clear" w:color="auto" w:fill="F2EFE9"/>
+          <w:lang w:val="en-US"/>
         </w:rPr>
         <w:t>2. Show protein, fat, and carb amounts</w:t>
       </w:r>
@@ -4315,6 +4586,7 @@
         <w:rPr>
           <w:rFonts w:ascii="Consolas" w:hAnsi="Consolas" w:cs="Consolas"/>
           <w:sz w:val="20"/>
+          <w:lang w:val="en-US"/>
         </w:rPr>
       </w:pPr>
       <w:r>
@@ -4322,6 +4594,7 @@
           <w:rFonts w:ascii="Consolas" w:hAnsi="Consolas" w:cs="Consolas"/>
           <w:sz w:val="20"/>
           <w:shd w:val="clear" w:color="auto" w:fill="F2EFE9"/>
+          <w:lang w:val="en-US"/>
         </w:rPr>
         <w:t>3. Specify when to eat each meal</w:t>
       </w:r>
@@ -4333,6 +4606,7 @@
         <w:rPr>
           <w:rFonts w:ascii="Consolas" w:hAnsi="Consolas" w:cs="Consolas"/>
           <w:sz w:val="20"/>
+          <w:lang w:val="en-US"/>
         </w:rPr>
       </w:pPr>
       <w:r>
@@ -4340,6 +4614,7 @@
           <w:rFonts w:ascii="Consolas" w:hAnsi="Consolas" w:cs="Consolas"/>
           <w:sz w:val="20"/>
           <w:shd w:val="clear" w:color="auto" w:fill="F2EFE9"/>
+          <w:lang w:val="en-US"/>
         </w:rPr>
         <w:t>4. Use only foods that fit restrictions</w:t>
       </w:r>
@@ -4351,6 +4626,7 @@
         <w:rPr>
           <w:rFonts w:ascii="Consolas" w:hAnsi="Consolas" w:cs="Consolas"/>
           <w:sz w:val="20"/>
+          <w:lang w:val="en-US"/>
         </w:rPr>
       </w:pPr>
       <w:r>
@@ -4358,6 +4634,7 @@
           <w:rFonts w:ascii="Consolas" w:hAnsi="Consolas" w:cs="Consolas"/>
           <w:sz w:val="20"/>
           <w:shd w:val="clear" w:color="auto" w:fill="F2EFE9"/>
+          <w:lang w:val="en-US"/>
         </w:rPr>
         <w:t>5. List all portion sizes in grams</w:t>
       </w:r>
@@ -4369,6 +4646,7 @@
         <w:rPr>
           <w:rFonts w:ascii="Consolas" w:hAnsi="Consolas" w:cs="Consolas"/>
           <w:sz w:val="20"/>
+          <w:lang w:val="en-US"/>
         </w:rPr>
       </w:pPr>
       <w:r>
@@ -4376,6 +4654,7 @@
           <w:rFonts w:ascii="Consolas" w:hAnsi="Consolas" w:cs="Consolas"/>
           <w:sz w:val="20"/>
           <w:shd w:val="clear" w:color="auto" w:fill="F2EFE9"/>
+          <w:lang w:val="en-US"/>
         </w:rPr>
         <w:t>6. Keep budget-friendly if mentioned</w:t>
       </w:r>
@@ -4863,6 +5142,7 @@
       <w:r>
         <w:rPr>
           <w:rFonts w:ascii="Arial" w:hAnsi="Arial" w:cs="Arial"/>
+          <w:highlight w:val="yellow"/>
           <w:lang w:val="en-US"/>
         </w:rPr>
         <w:t>B) Output quality guidelines</w:t>
@@ -4934,7 +5214,17 @@
           <w:bCs/>
           <w:lang w:val="en-US"/>
         </w:rPr>
-        <w:t>2. Which type of guideline should be included in almost every prompt you write?</w:t>
+        <w:t xml:space="preserve">2. </w:t>
+      </w:r>
+      <w:r>
+        <w:rPr>
+          <w:rFonts w:ascii="Arial" w:hAnsi="Arial" w:cs="Arial"/>
+          <w:b/>
+          <w:bCs/>
+          <w:color w:val="EE0000"/>
+          <w:lang w:val="en-US"/>
+        </w:rPr>
+        <w:t>Which type of guideline should be included in almost every prompt you write?</w:t>
       </w:r>
     </w:p>
     <w:p>
@@ -4966,6 +5256,7 @@
       <w:r>
         <w:rPr>
           <w:rFonts w:ascii="Arial" w:hAnsi="Arial" w:cs="Arial"/>
+          <w:highlight w:val="yellow"/>
           <w:lang w:val="en-US"/>
         </w:rPr>
         <w:t>B) Output quality guidelines</w:t>
@@ -5086,6 +5377,7 @@
       <w:r>
         <w:rPr>
           <w:rFonts w:ascii="Arial" w:hAnsi="Arial" w:cs="Arial"/>
+          <w:highlight w:val="yellow"/>
           <w:lang w:val="en-US"/>
         </w:rPr>
         <w:t>C) Troubleshooting, decision-making, and critical-thinking tasks</w:t>
@@ -5189,6 +5481,7 @@
       <w:r>
         <w:rPr>
           <w:rFonts w:ascii="Arial" w:hAnsi="Arial" w:cs="Arial"/>
+          <w:highlight w:val="yellow"/>
           <w:lang w:val="en-US"/>
         </w:rPr>
         <w:t>C) 3.92 to 7.86</w:t>
@@ -5275,6 +5568,7 @@
       <w:r>
         <w:rPr>
           <w:rFonts w:ascii="Arial" w:hAnsi="Arial" w:cs="Arial"/>
+          <w:highlight w:val="yellow"/>
           <w:lang w:val="en-US"/>
         </w:rPr>
         <w:t>B) Guidelines give consistent format while steps ensure thorough reasoning</w:t>
@@ -5392,9 +5686,16 @@
       </w:pPr>
       <w:r>
         <w:rPr>
-          <w:lang w:val="en-US"/>
-        </w:rPr>
-        <w:t>When a prompt has a lot of content, Claude can struggle to tell which pieces belong together. Wrapping distinct parts — data, code, docs — in descriptive XML tags creates clear delimiters.</w:t>
+          <w:highlight w:val="yellow"/>
+          <w:lang w:val="en-US"/>
+        </w:rPr>
+        <w:t>When a prompt has a lot of content, Claude can struggle to tell which pieces belong together. Wrapping distinct parts</w:t>
+      </w:r>
+      <w:r>
+        <w:rPr>
+          <w:lang w:val="en-US"/>
+        </w:rPr>
+        <w:t xml:space="preserve"> — data, code, docs — in descriptive XML tags creates clear delimiters.</w:t>
       </w:r>
     </w:p>
     <w:p>
@@ -5657,9 +5958,16 @@
       </w:pPr>
       <w:r>
         <w:rPr>
-          <w:lang w:val="en-US"/>
-        </w:rPr>
-        <w:t>Without clear boundaries, Claude can struggle to tell your instructions apart from the data you want analyzed. Wrapping interpolated sales records as &lt;sales_records&gt;{sales_records}&lt;/sales_records&gt; gives that block an explicit start and end.</w:t>
+          <w:highlight w:val="yellow"/>
+          <w:lang w:val="en-US"/>
+        </w:rPr>
+        <w:t>Without clear boundaries, Claude can struggle to tell your instructions apart from the data you want analyzed. Wrapping interpolated sales records as</w:t>
+      </w:r>
+      <w:r>
+        <w:rPr>
+          <w:lang w:val="en-US"/>
+        </w:rPr>
+        <w:t xml:space="preserve"> &lt;sales_records&gt;{sales_records}&lt;/sales_records&gt; gives that block an explicit start and end.</w:t>
       </w:r>
     </w:p>
     <w:p>
@@ -5935,7 +6243,27 @@
         <w:rPr>
           <w:lang w:val="en-US"/>
         </w:rPr>
-        <w:t>Tags aren't fixed vocabulary — pick descriptive names. &lt;sales_records&gt; beats &lt;data&gt;; &lt;athlete_information&gt; is clearer than an unlabeled block of stats. The more specific the name, the less guessing Claude has to do.</w:t>
+        <w:t xml:space="preserve">Tags aren't fixed vocabulary — </w:t>
+      </w:r>
+      <w:r>
+        <w:rPr>
+          <w:highlight w:val="yellow"/>
+          <w:lang w:val="en-US"/>
+        </w:rPr>
+        <w:t>pick descriptive names</w:t>
+      </w:r>
+      <w:r>
+        <w:rPr>
+          <w:lang w:val="en-US"/>
+        </w:rPr>
+        <w:t xml:space="preserve">. &lt;sales_records&gt; beats &lt;data&gt;; &lt;athlete_information&gt; is clearer than an unlabeled block of stats. </w:t>
+      </w:r>
+      <w:r>
+        <w:rPr>
+          <w:highlight w:val="yellow"/>
+          <w:lang w:val="en-US"/>
+        </w:rPr>
+        <w:t>The more specific the name, the less guessing Claude has to do.</w:t>
       </w:r>
     </w:p>
     <w:p>
@@ -5967,6 +6295,7 @@
       </w:pPr>
       <w:r>
         <w:rPr>
+          <w:highlight w:val="yellow"/>
           <w:lang w:val="en-US"/>
         </w:rPr>
         <w:lastRenderedPageBreak/>
@@ -6014,6 +6343,7 @@
         <w:rPr>
           <w:rFonts w:ascii="Consolas" w:hAnsi="Consolas" w:cs="Consolas"/>
           <w:sz w:val="20"/>
+          <w:lang w:val="en-US"/>
         </w:rPr>
       </w:pPr>
       <w:r>
@@ -6021,6 +6351,7 @@
           <w:rFonts w:ascii="Consolas" w:hAnsi="Consolas" w:cs="Consolas"/>
           <w:sz w:val="20"/>
           <w:shd w:val="clear" w:color="auto" w:fill="F2EFE9"/>
+          <w:lang w:val="en-US"/>
         </w:rPr>
         <w:t>&lt;athlete_information&gt;</w:t>
       </w:r>
@@ -6032,6 +6363,7 @@
         <w:rPr>
           <w:rFonts w:ascii="Consolas" w:hAnsi="Consolas" w:cs="Consolas"/>
           <w:sz w:val="20"/>
+          <w:lang w:val="en-US"/>
         </w:rPr>
       </w:pPr>
       <w:r>
@@ -6039,6 +6371,7 @@
           <w:rFonts w:ascii="Consolas" w:hAnsi="Consolas" w:cs="Consolas"/>
           <w:sz w:val="20"/>
           <w:shd w:val="clear" w:color="auto" w:fill="F2EFE9"/>
+          <w:lang w:val="en-US"/>
         </w:rPr>
         <w:t>- Height: 6'2"</w:t>
       </w:r>
@@ -6050,6 +6383,7 @@
         <w:rPr>
           <w:rFonts w:ascii="Consolas" w:hAnsi="Consolas" w:cs="Consolas"/>
           <w:sz w:val="20"/>
+          <w:lang w:val="en-US"/>
         </w:rPr>
       </w:pPr>
       <w:r>
@@ -6057,6 +6391,7 @@
           <w:rFonts w:ascii="Consolas" w:hAnsi="Consolas" w:cs="Consolas"/>
           <w:sz w:val="20"/>
           <w:shd w:val="clear" w:color="auto" w:fill="F2EFE9"/>
+          <w:lang w:val="en-US"/>
         </w:rPr>
         <w:t>- Weight: 180 lbs</w:t>
       </w:r>
@@ -6068,6 +6403,7 @@
         <w:rPr>
           <w:rFonts w:ascii="Consolas" w:hAnsi="Consolas" w:cs="Consolas"/>
           <w:sz w:val="20"/>
+          <w:lang w:val="en-US"/>
         </w:rPr>
       </w:pPr>
       <w:r>
@@ -6075,6 +6411,7 @@
           <w:rFonts w:ascii="Consolas" w:hAnsi="Consolas" w:cs="Consolas"/>
           <w:sz w:val="20"/>
           <w:shd w:val="clear" w:color="auto" w:fill="F2EFE9"/>
+          <w:lang w:val="en-US"/>
         </w:rPr>
         <w:t>- Goal: Build muscle</w:t>
       </w:r>
@@ -6086,6 +6423,7 @@
         <w:rPr>
           <w:rFonts w:ascii="Consolas" w:hAnsi="Consolas" w:cs="Consolas"/>
           <w:sz w:val="20"/>
+          <w:lang w:val="en-US"/>
         </w:rPr>
       </w:pPr>
       <w:r>
@@ -6093,6 +6431,7 @@
           <w:rFonts w:ascii="Consolas" w:hAnsi="Consolas" w:cs="Consolas"/>
           <w:sz w:val="20"/>
           <w:shd w:val="clear" w:color="auto" w:fill="F2EFE9"/>
+          <w:lang w:val="en-US"/>
         </w:rPr>
         <w:t>- Dietary restrictions: Vegetarian</w:t>
       </w:r>
@@ -6104,6 +6443,7 @@
         <w:rPr>
           <w:rFonts w:ascii="Consolas" w:hAnsi="Consolas" w:cs="Consolas"/>
           <w:sz w:val="20"/>
+          <w:lang w:val="en-US"/>
         </w:rPr>
       </w:pPr>
       <w:r>
@@ -6111,6 +6451,7 @@
           <w:rFonts w:ascii="Consolas" w:hAnsi="Consolas" w:cs="Consolas"/>
           <w:sz w:val="20"/>
           <w:shd w:val="clear" w:color="auto" w:fill="F2EFE9"/>
+          <w:lang w:val="en-US"/>
         </w:rPr>
         <w:t>&lt;/athlete_information&gt;</w:t>
       </w:r>
@@ -6122,6 +6463,7 @@
         <w:rPr>
           <w:rFonts w:ascii="Consolas" w:hAnsi="Consolas" w:cs="Consolas"/>
           <w:sz w:val="20"/>
+          <w:lang w:val="en-US"/>
         </w:rPr>
       </w:pPr>
       <w:r>
@@ -6129,6 +6471,7 @@
           <w:rFonts w:ascii="Consolas" w:hAnsi="Consolas" w:cs="Consolas"/>
           <w:sz w:val="20"/>
           <w:shd w:val="clear" w:color="auto" w:fill="F2EFE9"/>
+          <w:lang w:val="en-US"/>
         </w:rPr>
         <w:t xml:space="preserve"> </w:t>
       </w:r>
@@ -6140,6 +6483,7 @@
         <w:rPr>
           <w:rFonts w:ascii="Consolas" w:hAnsi="Consolas" w:cs="Consolas"/>
           <w:sz w:val="20"/>
+          <w:lang w:val="en-US"/>
         </w:rPr>
       </w:pPr>
       <w:r>
@@ -6147,6 +6491,7 @@
           <w:rFonts w:ascii="Consolas" w:hAnsi="Consolas" w:cs="Consolas"/>
           <w:sz w:val="20"/>
           <w:shd w:val="clear" w:color="auto" w:fill="F2EFE9"/>
+          <w:lang w:val="en-US"/>
         </w:rPr>
         <w:t>Generate a meal plan based on the athlete information above.</w:t>
       </w:r>
@@ -6609,6 +6954,7 @@
       <w:r>
         <w:rPr>
           <w:rFonts w:ascii="Arial" w:hAnsi="Arial" w:cs="Arial"/>
+          <w:highlight w:val="yellow"/>
           <w:lang w:val="en-US"/>
         </w:rPr>
         <w:t>B) They give Claude clear delimiters for what belongs together and what each section represents</w:t>
@@ -6729,6 +7075,7 @@
       <w:r>
         <w:rPr>
           <w:rFonts w:ascii="Arial" w:hAnsi="Arial" w:cs="Arial"/>
+          <w:highlight w:val="yellow"/>
           <w:lang w:val="en-US"/>
         </w:rPr>
         <w:t>C) Code and documentation were mixed with no separation</w:t>
@@ -6793,13 +7140,11 @@
         <w:ind w:left="400"/>
         <w:rPr>
           <w:rFonts w:ascii="Arial" w:hAnsi="Arial" w:cs="Arial"/>
-          <w:lang w:val="en-US"/>
-        </w:rPr>
-      </w:pPr>
-      <w:r>
-        <w:rPr>
-          <w:rFonts w:ascii="Arial" w:hAnsi="Arial" w:cs="Arial"/>
-          <w:lang w:val="en-US"/>
+        </w:rPr>
+      </w:pPr>
+      <w:r>
+        <w:rPr>
+          <w:rFonts w:ascii="Arial" w:hAnsi="Arial" w:cs="Arial"/>
         </w:rPr>
         <w:t>A) &lt;data&gt;</w:t>
       </w:r>
@@ -6810,46 +7155,71 @@
         <w:ind w:left="400"/>
         <w:rPr>
           <w:rFonts w:ascii="Arial" w:hAnsi="Arial" w:cs="Arial"/>
-          <w:lang w:val="en-US"/>
-        </w:rPr>
-      </w:pPr>
-      <w:r>
-        <w:rPr>
-          <w:rFonts w:ascii="Arial" w:hAnsi="Arial" w:cs="Arial"/>
-          <w:lang w:val="en-US"/>
-        </w:rPr>
-        <w:t>B) &lt;content&gt;</w:t>
-      </w:r>
-    </w:p>
-    <w:p>
-      <w:pPr>
-        <w:spacing w:after="60" w:line="300" w:lineRule="auto"/>
-        <w:ind w:left="400"/>
-        <w:rPr>
-          <w:rFonts w:ascii="Arial" w:hAnsi="Arial" w:cs="Arial"/>
-          <w:lang w:val="en-US"/>
-        </w:rPr>
-      </w:pPr>
-      <w:r>
-        <w:rPr>
-          <w:rFonts w:ascii="Arial" w:hAnsi="Arial" w:cs="Arial"/>
-          <w:lang w:val="en-US"/>
-        </w:rPr>
-        <w:t>C) &lt;info&gt;</w:t>
-      </w:r>
-    </w:p>
-    <w:p>
-      <w:pPr>
-        <w:spacing w:after="60" w:line="300" w:lineRule="auto"/>
-        <w:ind w:left="400"/>
-        <w:rPr>
-          <w:rFonts w:ascii="Arial" w:hAnsi="Arial" w:cs="Arial"/>
-          <w:lang w:val="en-US"/>
-        </w:rPr>
-      </w:pPr>
-      <w:r>
-        <w:rPr>
-          <w:rFonts w:ascii="Arial" w:hAnsi="Arial" w:cs="Arial"/>
+        </w:rPr>
+      </w:pPr>
+      <w:r>
+        <w:rPr>
+          <w:rFonts w:ascii="Arial" w:hAnsi="Arial" w:cs="Arial"/>
+        </w:rPr>
+        <w:t>B) &lt;</w:t>
+      </w:r>
+      <w:proofErr w:type="spellStart"/>
+      <w:r>
+        <w:rPr>
+          <w:rFonts w:ascii="Arial" w:hAnsi="Arial" w:cs="Arial"/>
+        </w:rPr>
+        <w:t>content</w:t>
+      </w:r>
+      <w:proofErr w:type="spellEnd"/>
+      <w:r>
+        <w:rPr>
+          <w:rFonts w:ascii="Arial" w:hAnsi="Arial" w:cs="Arial"/>
+        </w:rPr>
+        <w:t>&gt;</w:t>
+      </w:r>
+    </w:p>
+    <w:p>
+      <w:pPr>
+        <w:spacing w:after="60" w:line="300" w:lineRule="auto"/>
+        <w:ind w:left="400"/>
+        <w:rPr>
+          <w:rFonts w:ascii="Arial" w:hAnsi="Arial" w:cs="Arial"/>
+        </w:rPr>
+      </w:pPr>
+      <w:r>
+        <w:rPr>
+          <w:rFonts w:ascii="Arial" w:hAnsi="Arial" w:cs="Arial"/>
+        </w:rPr>
+        <w:t>C) &lt;</w:t>
+      </w:r>
+      <w:proofErr w:type="spellStart"/>
+      <w:r>
+        <w:rPr>
+          <w:rFonts w:ascii="Arial" w:hAnsi="Arial" w:cs="Arial"/>
+        </w:rPr>
+        <w:t>info</w:t>
+      </w:r>
+      <w:proofErr w:type="spellEnd"/>
+      <w:r>
+        <w:rPr>
+          <w:rFonts w:ascii="Arial" w:hAnsi="Arial" w:cs="Arial"/>
+        </w:rPr>
+        <w:t>&gt;</w:t>
+      </w:r>
+    </w:p>
+    <w:p>
+      <w:pPr>
+        <w:spacing w:after="60" w:line="300" w:lineRule="auto"/>
+        <w:ind w:left="400"/>
+        <w:rPr>
+          <w:rFonts w:ascii="Arial" w:hAnsi="Arial" w:cs="Arial"/>
+          <w:lang w:val="en-US"/>
+        </w:rPr>
+      </w:pPr>
+      <w:r>
+        <w:rPr>
+          <w:rFonts w:ascii="Arial" w:hAnsi="Arial" w:cs="Arial"/>
+          <w:highlight w:val="yellow"/>
           <w:lang w:val="en-US"/>
         </w:rPr>
         <w:t>D) &lt;sales_records&gt;</w:t>
@@ -6970,6 +7340,7 @@
       <w:r>
         <w:rPr>
           <w:rFonts w:ascii="Arial" w:hAnsi="Arial" w:cs="Arial"/>
+          <w:highlight w:val="yellow"/>
           <w:lang w:val="en-US"/>
         </w:rPr>
         <w:t>E) Lowering the max_tokens parameter</w:t>
@@ -7022,6 +7393,7 @@
       <w:r>
         <w:rPr>
           <w:rFonts w:ascii="Arial" w:hAnsi="Arial" w:cs="Arial"/>
+          <w:highlight w:val="yellow"/>
           <w:lang w:val="en-US"/>
         </w:rPr>
         <w:t>B) They're one related unit to consider together for the meal plan</w:t>
@@ -7140,7 +7512,20 @@
         <w:rPr>
           <w:lang w:val="en-US"/>
         </w:rPr>
-        <w:t>Giving Claude sample input/output pairs — one-shot or multi-shot prompting — shows what a good response looks like instead of only describing it, which is especially valuable for corner cases like sarcasm.</w:t>
+        <w:t xml:space="preserve">Giving Claude sample input/output pairs — one-shot or multi-shot prompting — </w:t>
+      </w:r>
+      <w:r>
+        <w:rPr>
+          <w:highlight w:val="yellow"/>
+          <w:lang w:val="en-US"/>
+        </w:rPr>
+        <w:t>shows what a good response looks like instead of only describing it, which is especially valuable for corner cases like sarcasm</w:t>
+      </w:r>
+      <w:r>
+        <w:rPr>
+          <w:lang w:val="en-US"/>
+        </w:rPr>
+        <w:t>.</w:t>
       </w:r>
     </w:p>
     <w:p>
@@ -7656,7 +8041,14 @@
         <w:rPr>
           <w:lang w:val="en-US"/>
         </w:rPr>
-        <w:t>One example is enough to establish a single dominant pattern. Multiple examples are needed to cover distinct edge cases — the sentiment prompt needs both a plain example and a sarcastic one, since one alone wouldn't teach the other failure mode.</w:t>
+        <w:t xml:space="preserve">One example is enough to establish a single dominant pattern. </w:t>
+      </w:r>
+      <w:r>
+        <w:rPr>
+          <w:highlight w:val="yellow"/>
+          <w:lang w:val="en-US"/>
+        </w:rPr>
+        <w:t>Multiple examples are needed to cover distinct edge cases — the sentiment prompt needs both a plain example and a sarcastic one, since one alone wouldn't teach the other failure mode.</w:t>
       </w:r>
     </w:p>
     <w:p>
@@ -7734,6 +8126,7 @@
         <w:rPr>
           <w:rFonts w:ascii="Consolas" w:hAnsi="Consolas" w:cs="Consolas"/>
           <w:sz w:val="20"/>
+          <w:lang w:val="en-US"/>
         </w:rPr>
       </w:pPr>
       <w:r>
@@ -7741,6 +8134,7 @@
           <w:rFonts w:ascii="Consolas" w:hAnsi="Consolas" w:cs="Consolas"/>
           <w:sz w:val="20"/>
           <w:shd w:val="clear" w:color="auto" w:fill="F2EFE9"/>
+          <w:lang w:val="en-US"/>
         </w:rPr>
         <w:t>&lt;ideal_output&gt;</w:t>
       </w:r>
@@ -7752,6 +8146,7 @@
         <w:rPr>
           <w:rFonts w:ascii="Consolas" w:hAnsi="Consolas" w:cs="Consolas"/>
           <w:sz w:val="20"/>
+          <w:lang w:val="en-US"/>
         </w:rPr>
       </w:pPr>
       <w:r>
@@ -7759,6 +8154,7 @@
           <w:rFonts w:ascii="Consolas" w:hAnsi="Consolas" w:cs="Consolas"/>
           <w:sz w:val="20"/>
           <w:shd w:val="clear" w:color="auto" w:fill="F2EFE9"/>
+          <w:lang w:val="en-US"/>
         </w:rPr>
         <w:t>[Your example output here]</w:t>
       </w:r>
@@ -7770,6 +8166,7 @@
         <w:rPr>
           <w:rFonts w:ascii="Consolas" w:hAnsi="Consolas" w:cs="Consolas"/>
           <w:sz w:val="20"/>
+          <w:lang w:val="en-US"/>
         </w:rPr>
       </w:pPr>
       <w:r>
@@ -7777,6 +8174,7 @@
           <w:rFonts w:ascii="Consolas" w:hAnsi="Consolas" w:cs="Consolas"/>
           <w:sz w:val="20"/>
           <w:shd w:val="clear" w:color="auto" w:fill="F2EFE9"/>
+          <w:lang w:val="en-US"/>
         </w:rPr>
         <w:t>&lt;/ideal_output&gt;</w:t>
       </w:r>
@@ -7788,6 +8186,7 @@
         <w:rPr>
           <w:rFonts w:ascii="Consolas" w:hAnsi="Consolas" w:cs="Consolas"/>
           <w:sz w:val="20"/>
+          <w:lang w:val="en-US"/>
         </w:rPr>
       </w:pPr>
       <w:r>
@@ -7795,6 +8194,7 @@
           <w:rFonts w:ascii="Consolas" w:hAnsi="Consolas" w:cs="Consolas"/>
           <w:sz w:val="20"/>
           <w:shd w:val="clear" w:color="auto" w:fill="F2EFE9"/>
+          <w:lang w:val="en-US"/>
         </w:rPr>
         <w:t xml:space="preserve"> </w:t>
       </w:r>
@@ -7806,6 +8206,7 @@
         <w:rPr>
           <w:rFonts w:ascii="Consolas" w:hAnsi="Consolas" w:cs="Consolas"/>
           <w:sz w:val="20"/>
+          <w:lang w:val="en-US"/>
         </w:rPr>
       </w:pPr>
       <w:r>
@@ -7813,6 +8214,7 @@
           <w:rFonts w:ascii="Consolas" w:hAnsi="Consolas" w:cs="Consolas"/>
           <w:sz w:val="20"/>
           <w:shd w:val="clear" w:color="auto" w:fill="F2EFE9"/>
+          <w:lang w:val="en-US"/>
         </w:rPr>
         <w:t>This example is well-structured, provides detailed information</w:t>
       </w:r>
@@ -7824,6 +8226,7 @@
         <w:rPr>
           <w:rFonts w:ascii="Consolas" w:hAnsi="Consolas" w:cs="Consolas"/>
           <w:sz w:val="20"/>
+          <w:lang w:val="en-US"/>
         </w:rPr>
       </w:pPr>
       <w:r>
@@ -7831,6 +8234,7 @@
           <w:rFonts w:ascii="Consolas" w:hAnsi="Consolas" w:cs="Consolas"/>
           <w:sz w:val="20"/>
           <w:shd w:val="clear" w:color="auto" w:fill="F2EFE9"/>
+          <w:lang w:val="en-US"/>
         </w:rPr>
         <w:t>on food choices and quantities, and aligns with the athlete's</w:t>
       </w:r>
@@ -7842,6 +8246,7 @@
         <w:rPr>
           <w:rFonts w:ascii="Consolas" w:hAnsi="Consolas" w:cs="Consolas"/>
           <w:sz w:val="20"/>
+          <w:lang w:val="en-US"/>
         </w:rPr>
       </w:pPr>
       <w:r>
@@ -7849,6 +8254,7 @@
           <w:rFonts w:ascii="Consolas" w:hAnsi="Consolas" w:cs="Consolas"/>
           <w:sz w:val="20"/>
           <w:shd w:val="clear" w:color="auto" w:fill="F2EFE9"/>
+          <w:lang w:val="en-US"/>
         </w:rPr>
         <w:t>goals and restrictions.</w:t>
       </w:r>
@@ -7884,7 +8290,14 @@
         <w:rPr>
           <w:lang w:val="en-US"/>
         </w:rPr>
-        <w:t>Always use XML tags; be explicit that you're showing an example (“Here is an example input with an ideal response”); prioritize examples covering your most common failure cases; explain why each output is ideal; keep examples relevant to the task.</w:t>
+        <w:t xml:space="preserve">Always use XML tags; be explicit that you're showing an example (“Here is an example input with an ideal response”); </w:t>
+      </w:r>
+      <w:r>
+        <w:rPr>
+          <w:highlight w:val="yellow"/>
+          <w:lang w:val="en-US"/>
+        </w:rPr>
+        <w:t>prioritize examples covering your most common failure cases; explain why each output is ideal; keep examples relevant to the task.</w:t>
       </w:r>
     </w:p>
     <w:p>
@@ -8336,6 +8749,7 @@
       <w:r>
         <w:rPr>
           <w:rFonts w:ascii="Arial" w:hAnsi="Arial" w:cs="Arial"/>
+          <w:highlight w:val="yellow"/>
           <w:lang w:val="en-US"/>
         </w:rPr>
         <w:t>B) One-shot prompting</w:t>
@@ -8439,6 +8853,7 @@
       <w:r>
         <w:rPr>
           <w:rFonts w:ascii="Arial" w:hAnsi="Arial" w:cs="Arial"/>
+          <w:highlight w:val="yellow"/>
           <w:lang w:val="en-US"/>
         </w:rPr>
         <w:t>B) It's sarcastic, so it reads as positive on the surface but is actually negative</w:t>
@@ -8559,6 +8974,7 @@
       <w:r>
         <w:rPr>
           <w:rFonts w:ascii="Arial" w:hAnsi="Arial" w:cs="Arial"/>
+          <w:highlight w:val="yellow"/>
           <w:lang w:val="en-US"/>
         </w:rPr>
         <w:t>C) The highest-scoring outputs from your evaluation</w:t>
@@ -8662,6 +9078,7 @@
       <w:r>
         <w:rPr>
           <w:rFonts w:ascii="Arial" w:hAnsi="Arial" w:cs="Arial"/>
+          <w:highlight w:val="yellow"/>
           <w:lang w:val="en-US"/>
         </w:rPr>
         <w:t>C) A short explanation of why that output is ideal</w:t>
@@ -8749,6 +9166,7 @@
       <w:r>
         <w:rPr>
           <w:rFonts w:ascii="Arial" w:hAnsi="Arial" w:cs="Arial"/>
+          <w:highlight w:val="yellow"/>
           <w:lang w:val="en-US"/>
         </w:rPr>
         <w:t>B) Examples with XML tags</w:t>
